--- a/zht/docx/30.content.docx
+++ b/zht/docx/30.content.docx
@@ -136,13 +136,6 @@
         <w:rPr>
           <w:lang w:val="zh_TW" w:bidi="zh_TW"/>
         </w:rPr>
-      </w:r>
-      <w:r>
-        <w:rPr>
-          <w:i/>
-          <w:lang w:val="zh_TW" w:bidi="zh_TW"/>
-        </w:rPr>
-        <w:t>阿摩司書 1:1, 阿摩司書 1:1 (#2), 阿摩司書 1:3, 阿摩司書 1:6, 阿摩司書 1:7, 阿摩司書 1:9, 阿摩司書 1:11, 阿摩司書 1:13, 阿摩司書 1:14, 阿摩司書 1:15, 阿摩司書 2:1, 阿摩司書 2:4, 阿摩司書 2:5, 阿摩司書 2:7, 阿摩司書 2:9, 阿摩司書 2:12, 阿摩司書 2:12 (#2), 阿摩司書 2:14, 阿摩司書 2:15–16, 阿摩司書 3:1, 阿摩司書 3:2, 阿摩司書 3:3, 阿摩司書 3:6, 阿摩司書 3:7, 阿摩司書 3:9, 阿摩司書 3:10, 阿摩司書 3:11, 阿摩司書 3:12, 阿摩司書 3:13–14, 阿摩司書 4:1, 阿摩司書 4:1 (#2), 阿摩司書 4:2, 阿摩司書 4:4–5, 阿摩司書 4:7, 阿摩司書 4:9, 阿摩司書 4:10, 阿摩司書 4:11, 阿摩司書 4:11 (#2), 阿摩司書 4:12, 阿摩司書 4:13, 阿摩司書 5:1–2, 阿摩司書 5:4, 阿摩司書 5:9, 阿摩司書 5:10, 阿摩司書 5:11, 阿摩司書 5:13, 阿摩司書 5:14, 阿摩司書 5:16–17, 阿摩司書 5:20, 阿摩司書 5:21, 阿摩司書 5:24, 阿摩司書 5:26, 阿摩司書 5:27, 阿摩司書 6:1, 阿摩司書 6:5–6, 阿摩司書 6:6, 阿摩司書 6:7, 阿摩司書 6:8, 阿摩司書 6:11, 阿摩司書 6:12, 阿摩司書 6:14, 阿摩司書 6:14 (#2), 阿摩司書 7:1, 阿摩司書 7:2–3, 阿摩司書 7:4, 阿摩司書 7:5–6, 阿摩司書 7:7, 阿摩司書 7:8, 阿摩司書 7:9, 阿摩司書 7:10, 阿摩司書 7:11, 阿摩司書 7:12, 阿摩司書 7:14–15, 阿摩司書 7:17, 阿摩司書 7:17 (#2), 阿摩司書 8:1–2, 阿摩司書 8:2, 阿摩司書 8:4, 阿摩司書 8:5–6, 阿摩司書 8:7, 阿摩司書 8:9, 阿摩司書 8:10, 阿摩司書 8:11, 阿摩司書 8:13, 阿摩司書 8:14, 阿摩司書 9:1, 阿摩司書 9:3, 阿摩司書 9:4, 阿摩司書 9:5, 阿摩司書 9:7, 阿摩司書 9:7 (#2), 阿摩司書 9:8, 阿摩司書 9:10, 阿摩司書 9:11, 阿摩司書 9:13, 阿摩司書 9:14, 阿摩司書 9:15</w:t>
       </w:r>
       <w:r>
         <w:rPr>

--- a/zht/docx/30.content.docx
+++ b/zht/docx/30.content.docx
@@ -123,19 +123,6 @@
           <w:lang w:val="zh_TW" w:bidi="zh_TW"/>
         </w:rPr>
         <w:t>AMO</w:t>
-      </w:r>
-      <w:r>
-        <w:rPr>
-          <w:lang w:val="zh_TW" w:bidi="zh_TW"/>
-        </w:rPr>
-      </w:r>
-    </w:p>
-    <w:p>
-      <w:pPr/>
-      <w:r>
-        <w:rPr>
-          <w:lang w:val="zh_TW" w:bidi="zh_TW"/>
-        </w:rPr>
       </w:r>
       <w:r>
         <w:rPr>

--- a/zht/docx/30.content.docx
+++ b/zht/docx/30.content.docx
@@ -19,7 +19,7 @@
         <w:rPr>
           <w:lang w:val="zh_TW" w:bidi="zh_TW"/>
         </w:rPr>
-        <w:t>Resource: 翻譯問題 (unfoldingWord)</w:t>
+        <w:t>Resource: unfoldingWord® Translation Questions</w:t>
       </w:r>
       <w:r>
         <w:rPr>
@@ -85,7 +85,7 @@
         <w:rPr>
           <w:lang w:val="zh_TW" w:bidi="zh_TW"/>
         </w:rPr>
-        <w:t>翻譯問題 (unfoldingWord)</w:t>
+        <w:t>unfoldingWord® Translation Questions</w:t>
       </w:r>
     </w:p>
     <w:p>
